--- a/Assignment_1.docx
+++ b/Assignment_1.docx
@@ -1,6 +1,6 @@
 
 <file path=word/document.xml><?xml version="1.0" encoding="utf-8"?>
-<w:document xmlns:wpc="http://schemas.microsoft.com/office/word/2010/wordprocessingCanvas" xmlns:cx="http://schemas.microsoft.com/office/drawing/2014/chartex" xmlns:cx1="http://schemas.microsoft.com/office/drawing/2015/9/8/chartex" xmlns:cx2="http://schemas.microsoft.com/office/drawing/2015/10/21/chartex" xmlns:cx3="http://schemas.microsoft.com/office/drawing/2016/5/9/chartex" xmlns:cx4="http://schemas.microsoft.com/office/drawing/2016/5/10/chartex" xmlns:cx5="http://schemas.microsoft.com/office/drawing/2016/5/11/chartex" xmlns:cx6="http://schemas.microsoft.com/office/drawing/2016/5/12/chartex" xmlns:cx7="http://schemas.microsoft.com/office/drawing/2016/5/13/chartex" xmlns:cx8="http://schemas.microsoft.com/office/drawing/2016/5/14/chartex" xmlns:mc="http://schemas.openxmlformats.org/markup-compatibility/2006" xmlns:aink="http://schemas.microsoft.com/office/drawing/2016/ink" xmlns:am3d="http://schemas.microsoft.com/office/drawing/2017/model3d" xmlns:o="urn:schemas-microsoft-com:office:office" xmlns:oel="http://schemas.microsoft.com/office/2019/extlst" xmlns:r="http://schemas.openxmlformats.org/officeDocument/2006/relationships" xmlns:m="http://schemas.openxmlformats.org/officeDocument/2006/math" xmlns:v="urn:schemas-microsoft-com:vml" xmlns:wp14="http://schemas.microsoft.com/office/word/2010/wordprocessingDrawing" xmlns:wp="http://schemas.openxmlformats.org/drawingml/2006/wordprocessingDrawing" xmlns:w10="urn:schemas-microsoft-com:office:word" xmlns:w="http://schemas.openxmlformats.org/wordprocessingml/2006/main" xmlns:w14="http://schemas.microsoft.com/office/word/2010/wordml" xmlns:w15="http://schemas.microsoft.com/office/word/2012/wordml" xmlns:w16cex="http://schemas.microsoft.com/office/word/2018/wordml/cex" xmlns:w16cid="http://schemas.microsoft.com/office/word/2016/wordml/cid" xmlns:w16="http://schemas.microsoft.com/office/word/2018/wordml" xmlns:w16sdtdh="http://schemas.microsoft.com/office/word/2020/wordml/sdtdatahash" xmlns:w16se="http://schemas.microsoft.com/office/word/2015/wordml/symex" xmlns:wpg="http://schemas.microsoft.com/office/word/2010/wordprocessingGroup" xmlns:wpi="http://schemas.microsoft.com/office/word/2010/wordprocessingInk" xmlns:wne="http://schemas.microsoft.com/office/word/2006/wordml" xmlns:wps="http://schemas.microsoft.com/office/word/2010/wordprocessingShape" mc:Ignorable="w14 w15 w16se w16cid w16 w16cex w16sdtdh wp14">
+<w:document xmlns:wpc="http://schemas.microsoft.com/office/word/2010/wordprocessingCanvas" xmlns:cx="http://schemas.microsoft.com/office/drawing/2014/chartex" xmlns:cx1="http://schemas.microsoft.com/office/drawing/2015/9/8/chartex" xmlns:cx2="http://schemas.microsoft.com/office/drawing/2015/10/21/chartex" xmlns:cx3="http://schemas.microsoft.com/office/drawing/2016/5/9/chartex" xmlns:cx4="http://schemas.microsoft.com/office/drawing/2016/5/10/chartex" xmlns:cx5="http://schemas.microsoft.com/office/drawing/2016/5/11/chartex" xmlns:cx6="http://schemas.microsoft.com/office/drawing/2016/5/12/chartex" xmlns:cx7="http://schemas.microsoft.com/office/drawing/2016/5/13/chartex" xmlns:cx8="http://schemas.microsoft.com/office/drawing/2016/5/14/chartex" xmlns:mc="http://schemas.openxmlformats.org/markup-compatibility/2006" xmlns:aink="http://schemas.microsoft.com/office/drawing/2016/ink" xmlns:am3d="http://schemas.microsoft.com/office/drawing/2017/model3d" xmlns:o="urn:schemas-microsoft-com:office:office" xmlns:r="http://schemas.openxmlformats.org/officeDocument/2006/relationships" xmlns:m="http://schemas.openxmlformats.org/officeDocument/2006/math" xmlns:v="urn:schemas-microsoft-com:vml" xmlns:wp14="http://schemas.microsoft.com/office/word/2010/wordprocessingDrawing" xmlns:wp="http://schemas.openxmlformats.org/drawingml/2006/wordprocessingDrawing" xmlns:w10="urn:schemas-microsoft-com:office:word" xmlns:w="http://schemas.openxmlformats.org/wordprocessingml/2006/main" xmlns:w14="http://schemas.microsoft.com/office/word/2010/wordml" xmlns:w15="http://schemas.microsoft.com/office/word/2012/wordml" xmlns:w16cex="http://schemas.microsoft.com/office/word/2018/wordml/cex" xmlns:w16cid="http://schemas.microsoft.com/office/word/2016/wordml/cid" xmlns:w16="http://schemas.microsoft.com/office/word/2018/wordml" xmlns:w16sdtdh="http://schemas.microsoft.com/office/word/2020/wordml/sdtdatahash" xmlns:w16se="http://schemas.microsoft.com/office/word/2015/wordml/symex" xmlns:wpg="http://schemas.microsoft.com/office/word/2010/wordprocessingGroup" xmlns:wpi="http://schemas.microsoft.com/office/word/2010/wordprocessingInk" xmlns:wne="http://schemas.microsoft.com/office/word/2006/wordml" xmlns:wps="http://schemas.microsoft.com/office/word/2010/wordprocessingShape" mc:Ignorable="w14 w15 w16se w16cid w16 w16cex w16sdtdh wp14">
   <w:body>
     <w:p>
       <w:pPr>
@@ -204,6 +204,17 @@
           <w:lang w:eastAsia="zh-TW"/>
         </w:rPr>
         <w:t>1.</w:t>
+      </w:r>
+      <w:r>
+        <w:rPr>
+          <w:rFonts w:ascii="Times New Roman" w:eastAsia="新細明體" w:hAnsi="Times New Roman" w:cs="Times New Roman"/>
+          <w:b/>
+          <w:bCs/>
+          <w:sz w:val="24"/>
+          <w:szCs w:val="24"/>
+          <w:lang w:eastAsia="zh-TW"/>
+        </w:rPr>
+        <w:t xml:space="preserve"> </w:t>
       </w:r>
       <w:r>
         <w:rPr>
@@ -1123,7 +1134,7 @@
         <w:pStyle w:val="ae"/>
         <w:ind w:left="480"/>
         <w:rPr>
-          <w:rFonts w:ascii="Times New Roman" w:eastAsia="新細明體" w:hAnsi="Times New Roman" w:cs="Times New Roman" w:hint="eastAsia"/>
+          <w:rFonts w:ascii="Times New Roman" w:eastAsia="新細明體" w:hAnsi="Times New Roman" w:cs="Times New Roman"/>
           <w:sz w:val="24"/>
           <w:szCs w:val="24"/>
           <w:lang w:eastAsia="zh-TW"/>
@@ -2016,7 +2027,19 @@
           <w:szCs w:val="28"/>
           <w:lang w:eastAsia="zh-TW"/>
         </w:rPr>
-        <w:t>0 + $1,</w:t>
+        <w:t>0 + $</w:t>
+      </w:r>
+      <w:proofErr w:type="gramStart"/>
+      <w:r>
+        <w:rPr>
+          <w:rFonts w:ascii="Times New Roman" w:eastAsia="新細明體" w:hAnsi="Times New Roman" w:cs="Times New Roman"/>
+          <w:b/>
+          <w:bCs/>
+          <w:sz w:val="28"/>
+          <w:szCs w:val="28"/>
+          <w:lang w:eastAsia="zh-TW"/>
+        </w:rPr>
+        <w:t>1,</w:t>
       </w:r>
       <w:r>
         <w:rPr>
@@ -2049,7 +2072,19 @@
           <w:szCs w:val="28"/>
           <w:lang w:eastAsia="zh-TW"/>
         </w:rPr>
-        <w:t xml:space="preserve"> X  </w:t>
+        <w:t xml:space="preserve"> X</w:t>
+      </w:r>
+      <w:proofErr w:type="gramEnd"/>
+      <w:r>
+        <w:rPr>
+          <w:rFonts w:ascii="Times New Roman" w:eastAsia="新細明體" w:hAnsi="Times New Roman" w:cs="Times New Roman" w:hint="eastAsia"/>
+          <w:b/>
+          <w:bCs/>
+          <w:sz w:val="28"/>
+          <w:szCs w:val="28"/>
+          <w:lang w:eastAsia="zh-TW"/>
+        </w:rPr>
+        <w:t xml:space="preserve">  </w:t>
       </w:r>
       <w:r>
         <w:rPr>
@@ -2295,7 +2330,7 @@
     <w:p>
       <w:pPr>
         <w:rPr>
-          <w:rFonts w:ascii="Times New Roman" w:eastAsia="新細明體" w:hAnsi="Times New Roman" w:cs="Times New Roman" w:hint="eastAsia"/>
+          <w:rFonts w:ascii="Times New Roman" w:eastAsia="新細明體" w:hAnsi="Times New Roman" w:cs="Times New Roman"/>
           <w:sz w:val="24"/>
           <w:szCs w:val="24"/>
           <w:lang w:eastAsia="zh-TW"/>
@@ -2473,7 +2508,27 @@
           <w:szCs w:val="24"/>
           <w:lang w:eastAsia="zh-TW"/>
         </w:rPr>
-        <w:t xml:space="preserve"> (Annual Maintenance Cost = $60,650 + $1,197  X  Critical Trees) will be embedded directly into the system to calculate neighborhood maintenance costs automatically.</w:t>
+        <w:t xml:space="preserve"> (Annual Maintenance Cost = $60,650 + $</w:t>
+      </w:r>
+      <w:proofErr w:type="gramStart"/>
+      <w:r>
+        <w:rPr>
+          <w:rFonts w:ascii="Times New Roman" w:eastAsia="新細明體" w:hAnsi="Times New Roman" w:cs="Times New Roman"/>
+          <w:sz w:val="24"/>
+          <w:szCs w:val="24"/>
+          <w:lang w:eastAsia="zh-TW"/>
+        </w:rPr>
+        <w:t>1,197  X</w:t>
+      </w:r>
+      <w:proofErr w:type="gramEnd"/>
+      <w:r>
+        <w:rPr>
+          <w:rFonts w:ascii="Times New Roman" w:eastAsia="新細明體" w:hAnsi="Times New Roman" w:cs="Times New Roman"/>
+          <w:sz w:val="24"/>
+          <w:szCs w:val="24"/>
+          <w:lang w:eastAsia="zh-TW"/>
+        </w:rPr>
+        <w:t xml:space="preserve">  Critical Trees) will be embedded directly into the system to calculate neighborhood maintenance costs automatically.</w:t>
       </w:r>
     </w:p>
     <w:p>
@@ -2771,7 +2826,7 @@
     <w:p>
       <w:pPr>
         <w:rPr>
-          <w:rFonts w:ascii="Times New Roman" w:eastAsia="新細明體" w:hAnsi="Times New Roman" w:cs="Times New Roman" w:hint="eastAsia"/>
+          <w:rFonts w:ascii="Times New Roman" w:eastAsia="新細明體" w:hAnsi="Times New Roman" w:cs="Times New Roman"/>
           <w:b/>
           <w:bCs/>
           <w:sz w:val="28"/>
@@ -2852,7 +2907,7 @@
     <w:p>
       <w:pPr>
         <w:rPr>
-          <w:rFonts w:ascii="Times New Roman" w:eastAsia="新細明體" w:hAnsi="Times New Roman" w:cs="Times New Roman" w:hint="eastAsia"/>
+          <w:rFonts w:ascii="Times New Roman" w:eastAsia="新細明體" w:hAnsi="Times New Roman" w:cs="Times New Roman"/>
           <w:sz w:val="28"/>
           <w:szCs w:val="28"/>
           <w:lang w:eastAsia="zh-TW"/>
@@ -2910,7 +2965,7 @@
 </file>
 
 <file path=word/endnotes.xml><?xml version="1.0" encoding="utf-8"?>
-<w:endnotes xmlns:wpc="http://schemas.microsoft.com/office/word/2010/wordprocessingCanvas" xmlns:cx="http://schemas.microsoft.com/office/drawing/2014/chartex" xmlns:cx1="http://schemas.microsoft.com/office/drawing/2015/9/8/chartex" xmlns:cx2="http://schemas.microsoft.com/office/drawing/2015/10/21/chartex" xmlns:cx3="http://schemas.microsoft.com/office/drawing/2016/5/9/chartex" xmlns:cx4="http://schemas.microsoft.com/office/drawing/2016/5/10/chartex" xmlns:cx5="http://schemas.microsoft.com/office/drawing/2016/5/11/chartex" xmlns:cx6="http://schemas.microsoft.com/office/drawing/2016/5/12/chartex" xmlns:cx7="http://schemas.microsoft.com/office/drawing/2016/5/13/chartex" xmlns:cx8="http://schemas.microsoft.com/office/drawing/2016/5/14/chartex" xmlns:mc="http://schemas.openxmlformats.org/markup-compatibility/2006" xmlns:aink="http://schemas.microsoft.com/office/drawing/2016/ink" xmlns:am3d="http://schemas.microsoft.com/office/drawing/2017/model3d" xmlns:o="urn:schemas-microsoft-com:office:office" xmlns:oel="http://schemas.microsoft.com/office/2019/extlst" xmlns:r="http://schemas.openxmlformats.org/officeDocument/2006/relationships" xmlns:m="http://schemas.openxmlformats.org/officeDocument/2006/math" xmlns:v="urn:schemas-microsoft-com:vml" xmlns:wp14="http://schemas.microsoft.com/office/word/2010/wordprocessingDrawing" xmlns:wp="http://schemas.openxmlformats.org/drawingml/2006/wordprocessingDrawing" xmlns:w10="urn:schemas-microsoft-com:office:word" xmlns:w="http://schemas.openxmlformats.org/wordprocessingml/2006/main" xmlns:w14="http://schemas.microsoft.com/office/word/2010/wordml" xmlns:w15="http://schemas.microsoft.com/office/word/2012/wordml" xmlns:w16cex="http://schemas.microsoft.com/office/word/2018/wordml/cex" xmlns:w16cid="http://schemas.microsoft.com/office/word/2016/wordml/cid" xmlns:w16="http://schemas.microsoft.com/office/word/2018/wordml" xmlns:w16sdtdh="http://schemas.microsoft.com/office/word/2020/wordml/sdtdatahash" xmlns:w16se="http://schemas.microsoft.com/office/word/2015/wordml/symex" xmlns:wpg="http://schemas.microsoft.com/office/word/2010/wordprocessingGroup" xmlns:wpi="http://schemas.microsoft.com/office/word/2010/wordprocessingInk" xmlns:wne="http://schemas.microsoft.com/office/word/2006/wordml" xmlns:wps="http://schemas.microsoft.com/office/word/2010/wordprocessingShape" mc:Ignorable="w14 w15 w16se w16cid w16 w16cex w16sdtdh wp14">
+<w:endnotes xmlns:wpc="http://schemas.microsoft.com/office/word/2010/wordprocessingCanvas" xmlns:cx="http://schemas.microsoft.com/office/drawing/2014/chartex" xmlns:cx1="http://schemas.microsoft.com/office/drawing/2015/9/8/chartex" xmlns:cx2="http://schemas.microsoft.com/office/drawing/2015/10/21/chartex" xmlns:cx3="http://schemas.microsoft.com/office/drawing/2016/5/9/chartex" xmlns:cx4="http://schemas.microsoft.com/office/drawing/2016/5/10/chartex" xmlns:cx5="http://schemas.microsoft.com/office/drawing/2016/5/11/chartex" xmlns:cx6="http://schemas.microsoft.com/office/drawing/2016/5/12/chartex" xmlns:cx7="http://schemas.microsoft.com/office/drawing/2016/5/13/chartex" xmlns:cx8="http://schemas.microsoft.com/office/drawing/2016/5/14/chartex" xmlns:mc="http://schemas.openxmlformats.org/markup-compatibility/2006" xmlns:aink="http://schemas.microsoft.com/office/drawing/2016/ink" xmlns:am3d="http://schemas.microsoft.com/office/drawing/2017/model3d" xmlns:o="urn:schemas-microsoft-com:office:office" xmlns:r="http://schemas.openxmlformats.org/officeDocument/2006/relationships" xmlns:m="http://schemas.openxmlformats.org/officeDocument/2006/math" xmlns:v="urn:schemas-microsoft-com:vml" xmlns:wp14="http://schemas.microsoft.com/office/word/2010/wordprocessingDrawing" xmlns:wp="http://schemas.openxmlformats.org/drawingml/2006/wordprocessingDrawing" xmlns:w10="urn:schemas-microsoft-com:office:word" xmlns:w="http://schemas.openxmlformats.org/wordprocessingml/2006/main" xmlns:w14="http://schemas.microsoft.com/office/word/2010/wordml" xmlns:w15="http://schemas.microsoft.com/office/word/2012/wordml" xmlns:w16cex="http://schemas.microsoft.com/office/word/2018/wordml/cex" xmlns:w16cid="http://schemas.microsoft.com/office/word/2016/wordml/cid" xmlns:w16="http://schemas.microsoft.com/office/word/2018/wordml" xmlns:w16sdtdh="http://schemas.microsoft.com/office/word/2020/wordml/sdtdatahash" xmlns:w16se="http://schemas.microsoft.com/office/word/2015/wordml/symex" xmlns:wpg="http://schemas.microsoft.com/office/word/2010/wordprocessingGroup" xmlns:wpi="http://schemas.microsoft.com/office/word/2010/wordprocessingInk" xmlns:wne="http://schemas.microsoft.com/office/word/2006/wordml" xmlns:wps="http://schemas.microsoft.com/office/word/2010/wordprocessingShape" mc:Ignorable="w14 w15 w16se w16cid w16 w16cex w16sdtdh wp14">
   <w:endnote w:type="separator" w:id="-1">
     <w:p>
       <w:pPr>
@@ -2935,7 +2990,7 @@
 </file>
 
 <file path=word/footnotes.xml><?xml version="1.0" encoding="utf-8"?>
-<w:footnotes xmlns:wpc="http://schemas.microsoft.com/office/word/2010/wordprocessingCanvas" xmlns:cx="http://schemas.microsoft.com/office/drawing/2014/chartex" xmlns:cx1="http://schemas.microsoft.com/office/drawing/2015/9/8/chartex" xmlns:cx2="http://schemas.microsoft.com/office/drawing/2015/10/21/chartex" xmlns:cx3="http://schemas.microsoft.com/office/drawing/2016/5/9/chartex" xmlns:cx4="http://schemas.microsoft.com/office/drawing/2016/5/10/chartex" xmlns:cx5="http://schemas.microsoft.com/office/drawing/2016/5/11/chartex" xmlns:cx6="http://schemas.microsoft.com/office/drawing/2016/5/12/chartex" xmlns:cx7="http://schemas.microsoft.com/office/drawing/2016/5/13/chartex" xmlns:cx8="http://schemas.microsoft.com/office/drawing/2016/5/14/chartex" xmlns:mc="http://schemas.openxmlformats.org/markup-compatibility/2006" xmlns:aink="http://schemas.microsoft.com/office/drawing/2016/ink" xmlns:am3d="http://schemas.microsoft.com/office/drawing/2017/model3d" xmlns:o="urn:schemas-microsoft-com:office:office" xmlns:oel="http://schemas.microsoft.com/office/2019/extlst" xmlns:r="http://schemas.openxmlformats.org/officeDocument/2006/relationships" xmlns:m="http://schemas.openxmlformats.org/officeDocument/2006/math" xmlns:v="urn:schemas-microsoft-com:vml" xmlns:wp14="http://schemas.microsoft.com/office/word/2010/wordprocessingDrawing" xmlns:wp="http://schemas.openxmlformats.org/drawingml/2006/wordprocessingDrawing" xmlns:w10="urn:schemas-microsoft-com:office:word" xmlns:w="http://schemas.openxmlformats.org/wordprocessingml/2006/main" xmlns:w14="http://schemas.microsoft.com/office/word/2010/wordml" xmlns:w15="http://schemas.microsoft.com/office/word/2012/wordml" xmlns:w16cex="http://schemas.microsoft.com/office/word/2018/wordml/cex" xmlns:w16cid="http://schemas.microsoft.com/office/word/2016/wordml/cid" xmlns:w16="http://schemas.microsoft.com/office/word/2018/wordml" xmlns:w16sdtdh="http://schemas.microsoft.com/office/word/2020/wordml/sdtdatahash" xmlns:w16se="http://schemas.microsoft.com/office/word/2015/wordml/symex" xmlns:wpg="http://schemas.microsoft.com/office/word/2010/wordprocessingGroup" xmlns:wpi="http://schemas.microsoft.com/office/word/2010/wordprocessingInk" xmlns:wne="http://schemas.microsoft.com/office/word/2006/wordml" xmlns:wps="http://schemas.microsoft.com/office/word/2010/wordprocessingShape" mc:Ignorable="w14 w15 w16se w16cid w16 w16cex w16sdtdh wp14">
+<w:footnotes xmlns:wpc="http://schemas.microsoft.com/office/word/2010/wordprocessingCanvas" xmlns:cx="http://schemas.microsoft.com/office/drawing/2014/chartex" xmlns:cx1="http://schemas.microsoft.com/office/drawing/2015/9/8/chartex" xmlns:cx2="http://schemas.microsoft.com/office/drawing/2015/10/21/chartex" xmlns:cx3="http://schemas.microsoft.com/office/drawing/2016/5/9/chartex" xmlns:cx4="http://schemas.microsoft.com/office/drawing/2016/5/10/chartex" xmlns:cx5="http://schemas.microsoft.com/office/drawing/2016/5/11/chartex" xmlns:cx6="http://schemas.microsoft.com/office/drawing/2016/5/12/chartex" xmlns:cx7="http://schemas.microsoft.com/office/drawing/2016/5/13/chartex" xmlns:cx8="http://schemas.microsoft.com/office/drawing/2016/5/14/chartex" xmlns:mc="http://schemas.openxmlformats.org/markup-compatibility/2006" xmlns:aink="http://schemas.microsoft.com/office/drawing/2016/ink" xmlns:am3d="http://schemas.microsoft.com/office/drawing/2017/model3d" xmlns:o="urn:schemas-microsoft-com:office:office" xmlns:r="http://schemas.openxmlformats.org/officeDocument/2006/relationships" xmlns:m="http://schemas.openxmlformats.org/officeDocument/2006/math" xmlns:v="urn:schemas-microsoft-com:vml" xmlns:wp14="http://schemas.microsoft.com/office/word/2010/wordprocessingDrawing" xmlns:wp="http://schemas.openxmlformats.org/drawingml/2006/wordprocessingDrawing" xmlns:w10="urn:schemas-microsoft-com:office:word" xmlns:w="http://schemas.openxmlformats.org/wordprocessingml/2006/main" xmlns:w14="http://schemas.microsoft.com/office/word/2010/wordml" xmlns:w15="http://schemas.microsoft.com/office/word/2012/wordml" xmlns:w16cex="http://schemas.microsoft.com/office/word/2018/wordml/cex" xmlns:w16cid="http://schemas.microsoft.com/office/word/2016/wordml/cid" xmlns:w16="http://schemas.microsoft.com/office/word/2018/wordml" xmlns:w16sdtdh="http://schemas.microsoft.com/office/word/2020/wordml/sdtdatahash" xmlns:w16se="http://schemas.microsoft.com/office/word/2015/wordml/symex" xmlns:wpg="http://schemas.microsoft.com/office/word/2010/wordprocessingGroup" xmlns:wpi="http://schemas.microsoft.com/office/word/2010/wordprocessingInk" xmlns:wne="http://schemas.microsoft.com/office/word/2006/wordml" xmlns:wps="http://schemas.microsoft.com/office/word/2010/wordprocessingShape" mc:Ignorable="w14 w15 w16se w16cid w16 w16cex w16sdtdh wp14">
   <w:footnote w:type="separator" w:id="-1">
     <w:p>
       <w:pPr>
@@ -2960,7 +3015,7 @@
 </file>
 
 <file path=word/numbering.xml><?xml version="1.0" encoding="utf-8"?>
-<w:numbering xmlns:wpc="http://schemas.microsoft.com/office/word/2010/wordprocessingCanvas" xmlns:cx="http://schemas.microsoft.com/office/drawing/2014/chartex" xmlns:cx1="http://schemas.microsoft.com/office/drawing/2015/9/8/chartex" xmlns:cx2="http://schemas.microsoft.com/office/drawing/2015/10/21/chartex" xmlns:cx3="http://schemas.microsoft.com/office/drawing/2016/5/9/chartex" xmlns:cx4="http://schemas.microsoft.com/office/drawing/2016/5/10/chartex" xmlns:cx5="http://schemas.microsoft.com/office/drawing/2016/5/11/chartex" xmlns:cx6="http://schemas.microsoft.com/office/drawing/2016/5/12/chartex" xmlns:cx7="http://schemas.microsoft.com/office/drawing/2016/5/13/chartex" xmlns:cx8="http://schemas.microsoft.com/office/drawing/2016/5/14/chartex" xmlns:mc="http://schemas.openxmlformats.org/markup-compatibility/2006" xmlns:aink="http://schemas.microsoft.com/office/drawing/2016/ink" xmlns:am3d="http://schemas.microsoft.com/office/drawing/2017/model3d" xmlns:o="urn:schemas-microsoft-com:office:office" xmlns:oel="http://schemas.microsoft.com/office/2019/extlst" xmlns:r="http://schemas.openxmlformats.org/officeDocument/2006/relationships" xmlns:m="http://schemas.openxmlformats.org/officeDocument/2006/math" xmlns:v="urn:schemas-microsoft-com:vml" xmlns:wp14="http://schemas.microsoft.com/office/word/2010/wordprocessingDrawing" xmlns:wp="http://schemas.openxmlformats.org/drawingml/2006/wordprocessingDrawing" xmlns:w10="urn:schemas-microsoft-com:office:word" xmlns:w="http://schemas.openxmlformats.org/wordprocessingml/2006/main" xmlns:w14="http://schemas.microsoft.com/office/word/2010/wordml" xmlns:w15="http://schemas.microsoft.com/office/word/2012/wordml" xmlns:w16cex="http://schemas.microsoft.com/office/word/2018/wordml/cex" xmlns:w16cid="http://schemas.microsoft.com/office/word/2016/wordml/cid" xmlns:w16="http://schemas.microsoft.com/office/word/2018/wordml" xmlns:w16sdtdh="http://schemas.microsoft.com/office/word/2020/wordml/sdtdatahash" xmlns:w16se="http://schemas.microsoft.com/office/word/2015/wordml/symex" xmlns:wpg="http://schemas.microsoft.com/office/word/2010/wordprocessingGroup" xmlns:wpi="http://schemas.microsoft.com/office/word/2010/wordprocessingInk" xmlns:wne="http://schemas.microsoft.com/office/word/2006/wordml" xmlns:wps="http://schemas.microsoft.com/office/word/2010/wordprocessingShape" mc:Ignorable="w14 w15 w16se w16cid w16 w16cex w16sdtdh wp14">
+<w:numbering xmlns:wpc="http://schemas.microsoft.com/office/word/2010/wordprocessingCanvas" xmlns:cx="http://schemas.microsoft.com/office/drawing/2014/chartex" xmlns:cx1="http://schemas.microsoft.com/office/drawing/2015/9/8/chartex" xmlns:cx2="http://schemas.microsoft.com/office/drawing/2015/10/21/chartex" xmlns:cx3="http://schemas.microsoft.com/office/drawing/2016/5/9/chartex" xmlns:cx4="http://schemas.microsoft.com/office/drawing/2016/5/10/chartex" xmlns:cx5="http://schemas.microsoft.com/office/drawing/2016/5/11/chartex" xmlns:cx6="http://schemas.microsoft.com/office/drawing/2016/5/12/chartex" xmlns:cx7="http://schemas.microsoft.com/office/drawing/2016/5/13/chartex" xmlns:cx8="http://schemas.microsoft.com/office/drawing/2016/5/14/chartex" xmlns:mc="http://schemas.openxmlformats.org/markup-compatibility/2006" xmlns:aink="http://schemas.microsoft.com/office/drawing/2016/ink" xmlns:am3d="http://schemas.microsoft.com/office/drawing/2017/model3d" xmlns:o="urn:schemas-microsoft-com:office:office" xmlns:r="http://schemas.openxmlformats.org/officeDocument/2006/relationships" xmlns:m="http://schemas.openxmlformats.org/officeDocument/2006/math" xmlns:v="urn:schemas-microsoft-com:vml" xmlns:wp14="http://schemas.microsoft.com/office/word/2010/wordprocessingDrawing" xmlns:wp="http://schemas.openxmlformats.org/drawingml/2006/wordprocessingDrawing" xmlns:w10="urn:schemas-microsoft-com:office:word" xmlns:w="http://schemas.openxmlformats.org/wordprocessingml/2006/main" xmlns:w14="http://schemas.microsoft.com/office/word/2010/wordml" xmlns:w15="http://schemas.microsoft.com/office/word/2012/wordml" xmlns:w16cex="http://schemas.microsoft.com/office/word/2018/wordml/cex" xmlns:w16cid="http://schemas.microsoft.com/office/word/2016/wordml/cid" xmlns:w16="http://schemas.microsoft.com/office/word/2018/wordml" xmlns:w16sdtdh="http://schemas.microsoft.com/office/word/2020/wordml/sdtdatahash" xmlns:w16se="http://schemas.microsoft.com/office/word/2015/wordml/symex" xmlns:wpg="http://schemas.microsoft.com/office/word/2010/wordprocessingGroup" xmlns:wpi="http://schemas.microsoft.com/office/word/2010/wordprocessingInk" xmlns:wne="http://schemas.microsoft.com/office/word/2006/wordml" xmlns:wps="http://schemas.microsoft.com/office/word/2010/wordprocessingShape" mc:Ignorable="w14 w15 w16se w16cid w16 w16cex w16sdtdh wp14">
   <w:abstractNum w:abstractNumId="0" w15:restartNumberingAfterBreak="0">
     <w:nsid w:val="FFFFFF7C"/>
     <w:multiLevelType w:val="singleLevel"/>
@@ -4704,67 +4759,67 @@
       </w:rPr>
     </w:lvl>
   </w:abstractNum>
-  <w:num w:numId="1" w16cid:durableId="1437554238">
+  <w:num w:numId="1">
     <w:abstractNumId w:val="8"/>
   </w:num>
-  <w:num w:numId="2" w16cid:durableId="395476031">
+  <w:num w:numId="2">
     <w:abstractNumId w:val="6"/>
   </w:num>
-  <w:num w:numId="3" w16cid:durableId="1744833145">
+  <w:num w:numId="3">
     <w:abstractNumId w:val="5"/>
   </w:num>
-  <w:num w:numId="4" w16cid:durableId="1336571910">
+  <w:num w:numId="4">
     <w:abstractNumId w:val="4"/>
   </w:num>
-  <w:num w:numId="5" w16cid:durableId="1481654519">
+  <w:num w:numId="5">
     <w:abstractNumId w:val="7"/>
   </w:num>
-  <w:num w:numId="6" w16cid:durableId="847793171">
+  <w:num w:numId="6">
     <w:abstractNumId w:val="3"/>
   </w:num>
-  <w:num w:numId="7" w16cid:durableId="713192827">
+  <w:num w:numId="7">
     <w:abstractNumId w:val="2"/>
   </w:num>
-  <w:num w:numId="8" w16cid:durableId="1886479209">
+  <w:num w:numId="8">
     <w:abstractNumId w:val="1"/>
   </w:num>
-  <w:num w:numId="9" w16cid:durableId="1176652236">
+  <w:num w:numId="9">
     <w:abstractNumId w:val="0"/>
   </w:num>
-  <w:num w:numId="10" w16cid:durableId="1071345662">
+  <w:num w:numId="10">
     <w:abstractNumId w:val="10"/>
   </w:num>
-  <w:num w:numId="11" w16cid:durableId="482357720">
+  <w:num w:numId="11">
     <w:abstractNumId w:val="19"/>
   </w:num>
-  <w:num w:numId="12" w16cid:durableId="515197228">
+  <w:num w:numId="12">
     <w:abstractNumId w:val="20"/>
   </w:num>
-  <w:num w:numId="13" w16cid:durableId="1096100587">
+  <w:num w:numId="13">
     <w:abstractNumId w:val="11"/>
   </w:num>
-  <w:num w:numId="14" w16cid:durableId="454325047">
+  <w:num w:numId="14">
     <w:abstractNumId w:val="13"/>
   </w:num>
-  <w:num w:numId="15" w16cid:durableId="639923869">
+  <w:num w:numId="15">
     <w:abstractNumId w:val="16"/>
   </w:num>
-  <w:num w:numId="16" w16cid:durableId="1330252149">
+  <w:num w:numId="16">
     <w:abstractNumId w:val="15"/>
   </w:num>
-  <w:num w:numId="17" w16cid:durableId="1451776354">
+  <w:num w:numId="17">
     <w:abstractNumId w:val="14"/>
   </w:num>
-  <w:num w:numId="18" w16cid:durableId="48772751">
+  <w:num w:numId="18">
     <w:abstractNumId w:val="9"/>
   </w:num>
-  <w:num w:numId="19" w16cid:durableId="49547759">
+  <w:num w:numId="19">
     <w:abstractNumId w:val="12"/>
   </w:num>
-  <w:num w:numId="20" w16cid:durableId="1265187195">
+  <w:num w:numId="20">
     <w:abstractNumId w:val="18"/>
   </w:num>
-  <w:num w:numId="21" w16cid:durableId="606541424">
+  <w:num w:numId="21">
     <w:abstractNumId w:val="17"/>
   </w:num>
 </w:numbering>
@@ -5373,6 +5428,7 @@
   <w:style w:type="character" w:default="1" w:styleId="a2">
     <w:name w:val="Default Paragraph Font"/>
     <w:uiPriority w:val="1"/>
+    <w:semiHidden/>
     <w:unhideWhenUsed/>
   </w:style>
   <w:style w:type="table" w:default="1" w:styleId="a3">

--- a/Assignment_1.docx
+++ b/Assignment_1.docx
@@ -1,6 +1,6 @@
 
 <file path=word/document.xml><?xml version="1.0" encoding="utf-8"?>
-<w:document xmlns:wpc="http://schemas.microsoft.com/office/word/2010/wordprocessingCanvas" xmlns:cx="http://schemas.microsoft.com/office/drawing/2014/chartex" xmlns:cx1="http://schemas.microsoft.com/office/drawing/2015/9/8/chartex" xmlns:cx2="http://schemas.microsoft.com/office/drawing/2015/10/21/chartex" xmlns:cx3="http://schemas.microsoft.com/office/drawing/2016/5/9/chartex" xmlns:cx4="http://schemas.microsoft.com/office/drawing/2016/5/10/chartex" xmlns:cx5="http://schemas.microsoft.com/office/drawing/2016/5/11/chartex" xmlns:cx6="http://schemas.microsoft.com/office/drawing/2016/5/12/chartex" xmlns:cx7="http://schemas.microsoft.com/office/drawing/2016/5/13/chartex" xmlns:cx8="http://schemas.microsoft.com/office/drawing/2016/5/14/chartex" xmlns:mc="http://schemas.openxmlformats.org/markup-compatibility/2006" xmlns:aink="http://schemas.microsoft.com/office/drawing/2016/ink" xmlns:am3d="http://schemas.microsoft.com/office/drawing/2017/model3d" xmlns:o="urn:schemas-microsoft-com:office:office" xmlns:r="http://schemas.openxmlformats.org/officeDocument/2006/relationships" xmlns:m="http://schemas.openxmlformats.org/officeDocument/2006/math" xmlns:v="urn:schemas-microsoft-com:vml" xmlns:wp14="http://schemas.microsoft.com/office/word/2010/wordprocessingDrawing" xmlns:wp="http://schemas.openxmlformats.org/drawingml/2006/wordprocessingDrawing" xmlns:w10="urn:schemas-microsoft-com:office:word" xmlns:w="http://schemas.openxmlformats.org/wordprocessingml/2006/main" xmlns:w14="http://schemas.microsoft.com/office/word/2010/wordml" xmlns:w15="http://schemas.microsoft.com/office/word/2012/wordml" xmlns:w16cex="http://schemas.microsoft.com/office/word/2018/wordml/cex" xmlns:w16cid="http://schemas.microsoft.com/office/word/2016/wordml/cid" xmlns:w16="http://schemas.microsoft.com/office/word/2018/wordml" xmlns:w16sdtdh="http://schemas.microsoft.com/office/word/2020/wordml/sdtdatahash" xmlns:w16se="http://schemas.microsoft.com/office/word/2015/wordml/symex" xmlns:wpg="http://schemas.microsoft.com/office/word/2010/wordprocessingGroup" xmlns:wpi="http://schemas.microsoft.com/office/word/2010/wordprocessingInk" xmlns:wne="http://schemas.microsoft.com/office/word/2006/wordml" xmlns:wps="http://schemas.microsoft.com/office/word/2010/wordprocessingShape" mc:Ignorable="w14 w15 w16se w16cid w16 w16cex w16sdtdh wp14">
+<w:document xmlns:wpc="http://schemas.microsoft.com/office/word/2010/wordprocessingCanvas" xmlns:cx="http://schemas.microsoft.com/office/drawing/2014/chartex" xmlns:cx1="http://schemas.microsoft.com/office/drawing/2015/9/8/chartex" xmlns:cx2="http://schemas.microsoft.com/office/drawing/2015/10/21/chartex" xmlns:cx3="http://schemas.microsoft.com/office/drawing/2016/5/9/chartex" xmlns:cx4="http://schemas.microsoft.com/office/drawing/2016/5/10/chartex" xmlns:cx5="http://schemas.microsoft.com/office/drawing/2016/5/11/chartex" xmlns:cx6="http://schemas.microsoft.com/office/drawing/2016/5/12/chartex" xmlns:cx7="http://schemas.microsoft.com/office/drawing/2016/5/13/chartex" xmlns:cx8="http://schemas.microsoft.com/office/drawing/2016/5/14/chartex" xmlns:mc="http://schemas.openxmlformats.org/markup-compatibility/2006" xmlns:aink="http://schemas.microsoft.com/office/drawing/2016/ink" xmlns:am3d="http://schemas.microsoft.com/office/drawing/2017/model3d" xmlns:o="urn:schemas-microsoft-com:office:office" xmlns:oel="http://schemas.microsoft.com/office/2019/extlst" xmlns:r="http://schemas.openxmlformats.org/officeDocument/2006/relationships" xmlns:m="http://schemas.openxmlformats.org/officeDocument/2006/math" xmlns:v="urn:schemas-microsoft-com:vml" xmlns:wp14="http://schemas.microsoft.com/office/word/2010/wordprocessingDrawing" xmlns:wp="http://schemas.openxmlformats.org/drawingml/2006/wordprocessingDrawing" xmlns:w10="urn:schemas-microsoft-com:office:word" xmlns:w="http://schemas.openxmlformats.org/wordprocessingml/2006/main" xmlns:w14="http://schemas.microsoft.com/office/word/2010/wordml" xmlns:w15="http://schemas.microsoft.com/office/word/2012/wordml" xmlns:w16cex="http://schemas.microsoft.com/office/word/2018/wordml/cex" xmlns:w16cid="http://schemas.microsoft.com/office/word/2016/wordml/cid" xmlns:w16="http://schemas.microsoft.com/office/word/2018/wordml" xmlns:w16sdtdh="http://schemas.microsoft.com/office/word/2020/wordml/sdtdatahash" xmlns:w16se="http://schemas.microsoft.com/office/word/2015/wordml/symex" xmlns:wpg="http://schemas.microsoft.com/office/word/2010/wordprocessingGroup" xmlns:wpi="http://schemas.microsoft.com/office/word/2010/wordprocessingInk" xmlns:wne="http://schemas.microsoft.com/office/word/2006/wordml" xmlns:wps="http://schemas.microsoft.com/office/word/2010/wordprocessingShape" mc:Ignorable="w14 w15 w16se w16cid w16 w16cex w16sdtdh wp14">
   <w:body>
     <w:p>
       <w:pPr>
@@ -2814,7 +2814,7 @@
     <w:p>
       <w:pPr>
         <w:rPr>
-          <w:rFonts w:ascii="Times New Roman" w:eastAsia="新細明體" w:hAnsi="Times New Roman" w:cs="Times New Roman"/>
+          <w:rFonts w:ascii="Times New Roman" w:eastAsia="新細明體" w:hAnsi="Times New Roman" w:cs="Times New Roman" w:hint="eastAsia"/>
           <w:b/>
           <w:bCs/>
           <w:sz w:val="24"/>
@@ -2822,6 +2822,17 @@
           <w:lang w:eastAsia="zh-TW"/>
         </w:rPr>
       </w:pPr>
+      <w:r>
+        <w:rPr>
+          <w:rFonts w:ascii="Times New Roman" w:eastAsia="新細明體" w:hAnsi="Times New Roman" w:cs="Times New Roman"/>
+          <w:b/>
+          <w:bCs/>
+          <w:sz w:val="24"/>
+          <w:szCs w:val="24"/>
+          <w:lang w:eastAsia="zh-TW"/>
+        </w:rPr>
+        <w:br w:type="page"/>
+      </w:r>
     </w:p>
     <w:p>
       <w:pPr>
@@ -2843,6 +2854,7 @@
           <w:szCs w:val="28"/>
           <w:lang w:eastAsia="zh-TW"/>
         </w:rPr>
+        <w:lastRenderedPageBreak/>
         <w:t>References</w:t>
       </w:r>
     </w:p>
@@ -2850,16 +2862,45 @@
       <w:pPr>
         <w:rPr>
           <w:rFonts w:ascii="Times New Roman" w:eastAsia="新細明體" w:hAnsi="Times New Roman" w:cs="Times New Roman"/>
-          <w:sz w:val="28"/>
-          <w:szCs w:val="28"/>
           <w:lang w:eastAsia="zh-TW"/>
         </w:rPr>
       </w:pPr>
       <w:r>
         <w:rPr>
           <w:rFonts w:ascii="Times New Roman" w:eastAsia="新細明體" w:hAnsi="Times New Roman" w:cs="Times New Roman"/>
-          <w:sz w:val="28"/>
-          <w:szCs w:val="28"/>
+          <w:lang w:eastAsia="zh-TW"/>
+        </w:rPr>
+        <w:t xml:space="preserve">Big Leaf Tree. (n.d.). Tree Removal and Trimming Price Guide. </w:t>
+      </w:r>
+      <w:hyperlink r:id="rId14" w:history="1">
+        <w:r>
+          <w:rPr>
+            <w:rStyle w:val="affa"/>
+            <w:rFonts w:ascii="Times New Roman" w:eastAsia="新細明體" w:hAnsi="Times New Roman" w:cs="Times New Roman"/>
+            <w:lang w:eastAsia="zh-TW"/>
+          </w:rPr>
+          <w:t>https://bigleaftree.ca/price-guide/</w:t>
+        </w:r>
+      </w:hyperlink>
+    </w:p>
+    <w:p>
+      <w:pPr>
+        <w:rPr>
+          <w:rFonts w:ascii="Times New Roman" w:eastAsia="新細明體" w:hAnsi="Times New Roman" w:cs="Times New Roman" w:hint="eastAsia"/>
+          <w:lang w:eastAsia="zh-TW"/>
+        </w:rPr>
+      </w:pPr>
+    </w:p>
+    <w:p>
+      <w:pPr>
+        <w:rPr>
+          <w:rFonts w:ascii="Times New Roman" w:eastAsia="新細明體" w:hAnsi="Times New Roman" w:cs="Times New Roman"/>
+          <w:lang w:eastAsia="zh-TW"/>
+        </w:rPr>
+      </w:pPr>
+      <w:r>
+        <w:rPr>
+          <w:rFonts w:ascii="Times New Roman" w:eastAsia="新細明體" w:hAnsi="Times New Roman" w:cs="Times New Roman"/>
           <w:lang w:eastAsia="zh-TW"/>
         </w:rPr>
         <w:t>Nesbitt, L., Meitner, M. J., Girling, C., Sheppard, S. R., &amp; Lu, Y. (2019). Who has access to urban vegetation? A spatial analysis of distributional green equity in US cities. *Landscape and Urban Planning*, 181, 51-79.</w:t>
@@ -2869,8 +2910,6 @@
       <w:pPr>
         <w:rPr>
           <w:rFonts w:ascii="Times New Roman" w:eastAsia="新細明體" w:hAnsi="Times New Roman" w:cs="Times New Roman"/>
-          <w:sz w:val="28"/>
-          <w:szCs w:val="28"/>
           <w:lang w:eastAsia="zh-TW"/>
         </w:rPr>
       </w:pPr>
@@ -2879,16 +2918,12 @@
       <w:pPr>
         <w:rPr>
           <w:rFonts w:ascii="Times New Roman" w:eastAsia="新細明體" w:hAnsi="Times New Roman" w:cs="Times New Roman"/>
-          <w:sz w:val="28"/>
-          <w:szCs w:val="28"/>
           <w:lang w:eastAsia="zh-TW"/>
         </w:rPr>
       </w:pPr>
       <w:r>
         <w:rPr>
           <w:rFonts w:ascii="Times New Roman" w:eastAsia="新細明體" w:hAnsi="Times New Roman" w:cs="Times New Roman"/>
-          <w:sz w:val="28"/>
-          <w:szCs w:val="28"/>
           <w:lang w:eastAsia="zh-TW"/>
         </w:rPr>
         <w:t>Vogt, J. M., Hauer, R. J., &amp; Fischer, B. C. (2015). Explaining the urban forest: A need for proactive asset management. *Arboriculture &amp; Urban Forestry*, 41(1), 25-43.</w:t>
@@ -2898,8 +2933,6 @@
       <w:pPr>
         <w:rPr>
           <w:rFonts w:ascii="Times New Roman" w:eastAsia="新細明體" w:hAnsi="Times New Roman" w:cs="Times New Roman"/>
-          <w:sz w:val="28"/>
-          <w:szCs w:val="28"/>
           <w:lang w:eastAsia="zh-TW"/>
         </w:rPr>
       </w:pPr>
@@ -2908,8 +2941,6 @@
       <w:pPr>
         <w:rPr>
           <w:rFonts w:ascii="Times New Roman" w:eastAsia="新細明體" w:hAnsi="Times New Roman" w:cs="Times New Roman"/>
-          <w:sz w:val="28"/>
-          <w:szCs w:val="28"/>
           <w:lang w:eastAsia="zh-TW"/>
         </w:rPr>
       </w:pPr>
@@ -2917,8 +2948,6 @@
       <w:r>
         <w:rPr>
           <w:rFonts w:ascii="Times New Roman" w:eastAsia="新細明體" w:hAnsi="Times New Roman" w:cs="Times New Roman"/>
-          <w:sz w:val="28"/>
-          <w:szCs w:val="28"/>
           <w:lang w:eastAsia="zh-TW"/>
         </w:rPr>
         <w:t>Ziter</w:t>
@@ -2927,8 +2956,6 @@
       <w:r>
         <w:rPr>
           <w:rFonts w:ascii="Times New Roman" w:eastAsia="新細明體" w:hAnsi="Times New Roman" w:cs="Times New Roman"/>
-          <w:sz w:val="28"/>
-          <w:szCs w:val="28"/>
           <w:lang w:eastAsia="zh-TW"/>
         </w:rPr>
         <w:t xml:space="preserve">, C. D., Pedersen, E. J., </w:t>
@@ -2937,8 +2964,6 @@
       <w:r>
         <w:rPr>
           <w:rFonts w:ascii="Times New Roman" w:eastAsia="新細明體" w:hAnsi="Times New Roman" w:cs="Times New Roman"/>
-          <w:sz w:val="28"/>
-          <w:szCs w:val="28"/>
           <w:lang w:eastAsia="zh-TW"/>
         </w:rPr>
         <w:t>Kucharik</w:t>
@@ -2947,12 +2972,18 @@
       <w:r>
         <w:rPr>
           <w:rFonts w:ascii="Times New Roman" w:eastAsia="新細明體" w:hAnsi="Times New Roman" w:cs="Times New Roman"/>
-          <w:sz w:val="28"/>
-          <w:szCs w:val="28"/>
           <w:lang w:eastAsia="zh-TW"/>
         </w:rPr>
         <w:t>, C. J., &amp; Turner, M. G. (2019). Scale-dependent interactions between tree canopy cover and impervious surfaces reduce urban air temperature. *Proceedings of the National Academy of Sciences*, 116(15), 7575-7580.</w:t>
       </w:r>
+    </w:p>
+    <w:p>
+      <w:pPr>
+        <w:rPr>
+          <w:rFonts w:ascii="Times New Roman" w:eastAsia="新細明體" w:hAnsi="Times New Roman" w:cs="Times New Roman"/>
+          <w:lang w:eastAsia="zh-TW"/>
+        </w:rPr>
+      </w:pPr>
     </w:p>
     <w:sectPr>
       <w:pgSz w:w="12240" w:h="15840"/>
@@ -2965,7 +2996,7 @@
 </file>
 
 <file path=word/endnotes.xml><?xml version="1.0" encoding="utf-8"?>
-<w:endnotes xmlns:wpc="http://schemas.microsoft.com/office/word/2010/wordprocessingCanvas" xmlns:cx="http://schemas.microsoft.com/office/drawing/2014/chartex" xmlns:cx1="http://schemas.microsoft.com/office/drawing/2015/9/8/chartex" xmlns:cx2="http://schemas.microsoft.com/office/drawing/2015/10/21/chartex" xmlns:cx3="http://schemas.microsoft.com/office/drawing/2016/5/9/chartex" xmlns:cx4="http://schemas.microsoft.com/office/drawing/2016/5/10/chartex" xmlns:cx5="http://schemas.microsoft.com/office/drawing/2016/5/11/chartex" xmlns:cx6="http://schemas.microsoft.com/office/drawing/2016/5/12/chartex" xmlns:cx7="http://schemas.microsoft.com/office/drawing/2016/5/13/chartex" xmlns:cx8="http://schemas.microsoft.com/office/drawing/2016/5/14/chartex" xmlns:mc="http://schemas.openxmlformats.org/markup-compatibility/2006" xmlns:aink="http://schemas.microsoft.com/office/drawing/2016/ink" xmlns:am3d="http://schemas.microsoft.com/office/drawing/2017/model3d" xmlns:o="urn:schemas-microsoft-com:office:office" xmlns:r="http://schemas.openxmlformats.org/officeDocument/2006/relationships" xmlns:m="http://schemas.openxmlformats.org/officeDocument/2006/math" xmlns:v="urn:schemas-microsoft-com:vml" xmlns:wp14="http://schemas.microsoft.com/office/word/2010/wordprocessingDrawing" xmlns:wp="http://schemas.openxmlformats.org/drawingml/2006/wordprocessingDrawing" xmlns:w10="urn:schemas-microsoft-com:office:word" xmlns:w="http://schemas.openxmlformats.org/wordprocessingml/2006/main" xmlns:w14="http://schemas.microsoft.com/office/word/2010/wordml" xmlns:w15="http://schemas.microsoft.com/office/word/2012/wordml" xmlns:w16cex="http://schemas.microsoft.com/office/word/2018/wordml/cex" xmlns:w16cid="http://schemas.microsoft.com/office/word/2016/wordml/cid" xmlns:w16="http://schemas.microsoft.com/office/word/2018/wordml" xmlns:w16sdtdh="http://schemas.microsoft.com/office/word/2020/wordml/sdtdatahash" xmlns:w16se="http://schemas.microsoft.com/office/word/2015/wordml/symex" xmlns:wpg="http://schemas.microsoft.com/office/word/2010/wordprocessingGroup" xmlns:wpi="http://schemas.microsoft.com/office/word/2010/wordprocessingInk" xmlns:wne="http://schemas.microsoft.com/office/word/2006/wordml" xmlns:wps="http://schemas.microsoft.com/office/word/2010/wordprocessingShape" mc:Ignorable="w14 w15 w16se w16cid w16 w16cex w16sdtdh wp14">
+<w:endnotes xmlns:wpc="http://schemas.microsoft.com/office/word/2010/wordprocessingCanvas" xmlns:cx="http://schemas.microsoft.com/office/drawing/2014/chartex" xmlns:cx1="http://schemas.microsoft.com/office/drawing/2015/9/8/chartex" xmlns:cx2="http://schemas.microsoft.com/office/drawing/2015/10/21/chartex" xmlns:cx3="http://schemas.microsoft.com/office/drawing/2016/5/9/chartex" xmlns:cx4="http://schemas.microsoft.com/office/drawing/2016/5/10/chartex" xmlns:cx5="http://schemas.microsoft.com/office/drawing/2016/5/11/chartex" xmlns:cx6="http://schemas.microsoft.com/office/drawing/2016/5/12/chartex" xmlns:cx7="http://schemas.microsoft.com/office/drawing/2016/5/13/chartex" xmlns:cx8="http://schemas.microsoft.com/office/drawing/2016/5/14/chartex" xmlns:mc="http://schemas.openxmlformats.org/markup-compatibility/2006" xmlns:aink="http://schemas.microsoft.com/office/drawing/2016/ink" xmlns:am3d="http://schemas.microsoft.com/office/drawing/2017/model3d" xmlns:o="urn:schemas-microsoft-com:office:office" xmlns:oel="http://schemas.microsoft.com/office/2019/extlst" xmlns:r="http://schemas.openxmlformats.org/officeDocument/2006/relationships" xmlns:m="http://schemas.openxmlformats.org/officeDocument/2006/math" xmlns:v="urn:schemas-microsoft-com:vml" xmlns:wp14="http://schemas.microsoft.com/office/word/2010/wordprocessingDrawing" xmlns:wp="http://schemas.openxmlformats.org/drawingml/2006/wordprocessingDrawing" xmlns:w10="urn:schemas-microsoft-com:office:word" xmlns:w="http://schemas.openxmlformats.org/wordprocessingml/2006/main" xmlns:w14="http://schemas.microsoft.com/office/word/2010/wordml" xmlns:w15="http://schemas.microsoft.com/office/word/2012/wordml" xmlns:w16cex="http://schemas.microsoft.com/office/word/2018/wordml/cex" xmlns:w16cid="http://schemas.microsoft.com/office/word/2016/wordml/cid" xmlns:w16="http://schemas.microsoft.com/office/word/2018/wordml" xmlns:w16sdtdh="http://schemas.microsoft.com/office/word/2020/wordml/sdtdatahash" xmlns:w16se="http://schemas.microsoft.com/office/word/2015/wordml/symex" xmlns:wpg="http://schemas.microsoft.com/office/word/2010/wordprocessingGroup" xmlns:wpi="http://schemas.microsoft.com/office/word/2010/wordprocessingInk" xmlns:wne="http://schemas.microsoft.com/office/word/2006/wordml" xmlns:wps="http://schemas.microsoft.com/office/word/2010/wordprocessingShape" mc:Ignorable="w14 w15 w16se w16cid w16 w16cex w16sdtdh wp14">
   <w:endnote w:type="separator" w:id="-1">
     <w:p>
       <w:pPr>
@@ -2990,7 +3021,7 @@
 </file>
 
 <file path=word/footnotes.xml><?xml version="1.0" encoding="utf-8"?>
-<w:footnotes xmlns:wpc="http://schemas.microsoft.com/office/word/2010/wordprocessingCanvas" xmlns:cx="http://schemas.microsoft.com/office/drawing/2014/chartex" xmlns:cx1="http://schemas.microsoft.com/office/drawing/2015/9/8/chartex" xmlns:cx2="http://schemas.microsoft.com/office/drawing/2015/10/21/chartex" xmlns:cx3="http://schemas.microsoft.com/office/drawing/2016/5/9/chartex" xmlns:cx4="http://schemas.microsoft.com/office/drawing/2016/5/10/chartex" xmlns:cx5="http://schemas.microsoft.com/office/drawing/2016/5/11/chartex" xmlns:cx6="http://schemas.microsoft.com/office/drawing/2016/5/12/chartex" xmlns:cx7="http://schemas.microsoft.com/office/drawing/2016/5/13/chartex" xmlns:cx8="http://schemas.microsoft.com/office/drawing/2016/5/14/chartex" xmlns:mc="http://schemas.openxmlformats.org/markup-compatibility/2006" xmlns:aink="http://schemas.microsoft.com/office/drawing/2016/ink" xmlns:am3d="http://schemas.microsoft.com/office/drawing/2017/model3d" xmlns:o="urn:schemas-microsoft-com:office:office" xmlns:r="http://schemas.openxmlformats.org/officeDocument/2006/relationships" xmlns:m="http://schemas.openxmlformats.org/officeDocument/2006/math" xmlns:v="urn:schemas-microsoft-com:vml" xmlns:wp14="http://schemas.microsoft.com/office/word/2010/wordprocessingDrawing" xmlns:wp="http://schemas.openxmlformats.org/drawingml/2006/wordprocessingDrawing" xmlns:w10="urn:schemas-microsoft-com:office:word" xmlns:w="http://schemas.openxmlformats.org/wordprocessingml/2006/main" xmlns:w14="http://schemas.microsoft.com/office/word/2010/wordml" xmlns:w15="http://schemas.microsoft.com/office/word/2012/wordml" xmlns:w16cex="http://schemas.microsoft.com/office/word/2018/wordml/cex" xmlns:w16cid="http://schemas.microsoft.com/office/word/2016/wordml/cid" xmlns:w16="http://schemas.microsoft.com/office/word/2018/wordml" xmlns:w16sdtdh="http://schemas.microsoft.com/office/word/2020/wordml/sdtdatahash" xmlns:w16se="http://schemas.microsoft.com/office/word/2015/wordml/symex" xmlns:wpg="http://schemas.microsoft.com/office/word/2010/wordprocessingGroup" xmlns:wpi="http://schemas.microsoft.com/office/word/2010/wordprocessingInk" xmlns:wne="http://schemas.microsoft.com/office/word/2006/wordml" xmlns:wps="http://schemas.microsoft.com/office/word/2010/wordprocessingShape" mc:Ignorable="w14 w15 w16se w16cid w16 w16cex w16sdtdh wp14">
+<w:footnotes xmlns:wpc="http://schemas.microsoft.com/office/word/2010/wordprocessingCanvas" xmlns:cx="http://schemas.microsoft.com/office/drawing/2014/chartex" xmlns:cx1="http://schemas.microsoft.com/office/drawing/2015/9/8/chartex" xmlns:cx2="http://schemas.microsoft.com/office/drawing/2015/10/21/chartex" xmlns:cx3="http://schemas.microsoft.com/office/drawing/2016/5/9/chartex" xmlns:cx4="http://schemas.microsoft.com/office/drawing/2016/5/10/chartex" xmlns:cx5="http://schemas.microsoft.com/office/drawing/2016/5/11/chartex" xmlns:cx6="http://schemas.microsoft.com/office/drawing/2016/5/12/chartex" xmlns:cx7="http://schemas.microsoft.com/office/drawing/2016/5/13/chartex" xmlns:cx8="http://schemas.microsoft.com/office/drawing/2016/5/14/chartex" xmlns:mc="http://schemas.openxmlformats.org/markup-compatibility/2006" xmlns:aink="http://schemas.microsoft.com/office/drawing/2016/ink" xmlns:am3d="http://schemas.microsoft.com/office/drawing/2017/model3d" xmlns:o="urn:schemas-microsoft-com:office:office" xmlns:oel="http://schemas.microsoft.com/office/2019/extlst" xmlns:r="http://schemas.openxmlformats.org/officeDocument/2006/relationships" xmlns:m="http://schemas.openxmlformats.org/officeDocument/2006/math" xmlns:v="urn:schemas-microsoft-com:vml" xmlns:wp14="http://schemas.microsoft.com/office/word/2010/wordprocessingDrawing" xmlns:wp="http://schemas.openxmlformats.org/drawingml/2006/wordprocessingDrawing" xmlns:w10="urn:schemas-microsoft-com:office:word" xmlns:w="http://schemas.openxmlformats.org/wordprocessingml/2006/main" xmlns:w14="http://schemas.microsoft.com/office/word/2010/wordml" xmlns:w15="http://schemas.microsoft.com/office/word/2012/wordml" xmlns:w16cex="http://schemas.microsoft.com/office/word/2018/wordml/cex" xmlns:w16cid="http://schemas.microsoft.com/office/word/2016/wordml/cid" xmlns:w16="http://schemas.microsoft.com/office/word/2018/wordml" xmlns:w16sdtdh="http://schemas.microsoft.com/office/word/2020/wordml/sdtdatahash" xmlns:w16se="http://schemas.microsoft.com/office/word/2015/wordml/symex" xmlns:wpg="http://schemas.microsoft.com/office/word/2010/wordprocessingGroup" xmlns:wpi="http://schemas.microsoft.com/office/word/2010/wordprocessingInk" xmlns:wne="http://schemas.microsoft.com/office/word/2006/wordml" xmlns:wps="http://schemas.microsoft.com/office/word/2010/wordprocessingShape" mc:Ignorable="w14 w15 w16se w16cid w16 w16cex w16sdtdh wp14">
   <w:footnote w:type="separator" w:id="-1">
     <w:p>
       <w:pPr>
@@ -3015,7 +3046,7 @@
 </file>
 
 <file path=word/numbering.xml><?xml version="1.0" encoding="utf-8"?>
-<w:numbering xmlns:wpc="http://schemas.microsoft.com/office/word/2010/wordprocessingCanvas" xmlns:cx="http://schemas.microsoft.com/office/drawing/2014/chartex" xmlns:cx1="http://schemas.microsoft.com/office/drawing/2015/9/8/chartex" xmlns:cx2="http://schemas.microsoft.com/office/drawing/2015/10/21/chartex" xmlns:cx3="http://schemas.microsoft.com/office/drawing/2016/5/9/chartex" xmlns:cx4="http://schemas.microsoft.com/office/drawing/2016/5/10/chartex" xmlns:cx5="http://schemas.microsoft.com/office/drawing/2016/5/11/chartex" xmlns:cx6="http://schemas.microsoft.com/office/drawing/2016/5/12/chartex" xmlns:cx7="http://schemas.microsoft.com/office/drawing/2016/5/13/chartex" xmlns:cx8="http://schemas.microsoft.com/office/drawing/2016/5/14/chartex" xmlns:mc="http://schemas.openxmlformats.org/markup-compatibility/2006" xmlns:aink="http://schemas.microsoft.com/office/drawing/2016/ink" xmlns:am3d="http://schemas.microsoft.com/office/drawing/2017/model3d" xmlns:o="urn:schemas-microsoft-com:office:office" xmlns:r="http://schemas.openxmlformats.org/officeDocument/2006/relationships" xmlns:m="http://schemas.openxmlformats.org/officeDocument/2006/math" xmlns:v="urn:schemas-microsoft-com:vml" xmlns:wp14="http://schemas.microsoft.com/office/word/2010/wordprocessingDrawing" xmlns:wp="http://schemas.openxmlformats.org/drawingml/2006/wordprocessingDrawing" xmlns:w10="urn:schemas-microsoft-com:office:word" xmlns:w="http://schemas.openxmlformats.org/wordprocessingml/2006/main" xmlns:w14="http://schemas.microsoft.com/office/word/2010/wordml" xmlns:w15="http://schemas.microsoft.com/office/word/2012/wordml" xmlns:w16cex="http://schemas.microsoft.com/office/word/2018/wordml/cex" xmlns:w16cid="http://schemas.microsoft.com/office/word/2016/wordml/cid" xmlns:w16="http://schemas.microsoft.com/office/word/2018/wordml" xmlns:w16sdtdh="http://schemas.microsoft.com/office/word/2020/wordml/sdtdatahash" xmlns:w16se="http://schemas.microsoft.com/office/word/2015/wordml/symex" xmlns:wpg="http://schemas.microsoft.com/office/word/2010/wordprocessingGroup" xmlns:wpi="http://schemas.microsoft.com/office/word/2010/wordprocessingInk" xmlns:wne="http://schemas.microsoft.com/office/word/2006/wordml" xmlns:wps="http://schemas.microsoft.com/office/word/2010/wordprocessingShape" mc:Ignorable="w14 w15 w16se w16cid w16 w16cex w16sdtdh wp14">
+<w:numbering xmlns:wpc="http://schemas.microsoft.com/office/word/2010/wordprocessingCanvas" xmlns:cx="http://schemas.microsoft.com/office/drawing/2014/chartex" xmlns:cx1="http://schemas.microsoft.com/office/drawing/2015/9/8/chartex" xmlns:cx2="http://schemas.microsoft.com/office/drawing/2015/10/21/chartex" xmlns:cx3="http://schemas.microsoft.com/office/drawing/2016/5/9/chartex" xmlns:cx4="http://schemas.microsoft.com/office/drawing/2016/5/10/chartex" xmlns:cx5="http://schemas.microsoft.com/office/drawing/2016/5/11/chartex" xmlns:cx6="http://schemas.microsoft.com/office/drawing/2016/5/12/chartex" xmlns:cx7="http://schemas.microsoft.com/office/drawing/2016/5/13/chartex" xmlns:cx8="http://schemas.microsoft.com/office/drawing/2016/5/14/chartex" xmlns:mc="http://schemas.openxmlformats.org/markup-compatibility/2006" xmlns:aink="http://schemas.microsoft.com/office/drawing/2016/ink" xmlns:am3d="http://schemas.microsoft.com/office/drawing/2017/model3d" xmlns:o="urn:schemas-microsoft-com:office:office" xmlns:oel="http://schemas.microsoft.com/office/2019/extlst" xmlns:r="http://schemas.openxmlformats.org/officeDocument/2006/relationships" xmlns:m="http://schemas.openxmlformats.org/officeDocument/2006/math" xmlns:v="urn:schemas-microsoft-com:vml" xmlns:wp14="http://schemas.microsoft.com/office/word/2010/wordprocessingDrawing" xmlns:wp="http://schemas.openxmlformats.org/drawingml/2006/wordprocessingDrawing" xmlns:w10="urn:schemas-microsoft-com:office:word" xmlns:w="http://schemas.openxmlformats.org/wordprocessingml/2006/main" xmlns:w14="http://schemas.microsoft.com/office/word/2010/wordml" xmlns:w15="http://schemas.microsoft.com/office/word/2012/wordml" xmlns:w16cex="http://schemas.microsoft.com/office/word/2018/wordml/cex" xmlns:w16cid="http://schemas.microsoft.com/office/word/2016/wordml/cid" xmlns:w16="http://schemas.microsoft.com/office/word/2018/wordml" xmlns:w16sdtdh="http://schemas.microsoft.com/office/word/2020/wordml/sdtdatahash" xmlns:w16se="http://schemas.microsoft.com/office/word/2015/wordml/symex" xmlns:wpg="http://schemas.microsoft.com/office/word/2010/wordprocessingGroup" xmlns:wpi="http://schemas.microsoft.com/office/word/2010/wordprocessingInk" xmlns:wne="http://schemas.microsoft.com/office/word/2006/wordml" xmlns:wps="http://schemas.microsoft.com/office/word/2010/wordprocessingShape" mc:Ignorable="w14 w15 w16se w16cid w16 w16cex w16sdtdh wp14">
   <w:abstractNum w:abstractNumId="0" w15:restartNumberingAfterBreak="0">
     <w:nsid w:val="FFFFFF7C"/>
     <w:multiLevelType w:val="singleLevel"/>
@@ -4759,67 +4790,67 @@
       </w:rPr>
     </w:lvl>
   </w:abstractNum>
-  <w:num w:numId="1">
+  <w:num w:numId="1" w16cid:durableId="1896623073">
     <w:abstractNumId w:val="8"/>
   </w:num>
-  <w:num w:numId="2">
+  <w:num w:numId="2" w16cid:durableId="1583026933">
     <w:abstractNumId w:val="6"/>
   </w:num>
-  <w:num w:numId="3">
+  <w:num w:numId="3" w16cid:durableId="716439883">
     <w:abstractNumId w:val="5"/>
   </w:num>
-  <w:num w:numId="4">
+  <w:num w:numId="4" w16cid:durableId="1050419958">
     <w:abstractNumId w:val="4"/>
   </w:num>
-  <w:num w:numId="5">
+  <w:num w:numId="5" w16cid:durableId="813719482">
     <w:abstractNumId w:val="7"/>
   </w:num>
-  <w:num w:numId="6">
+  <w:num w:numId="6" w16cid:durableId="1515654321">
     <w:abstractNumId w:val="3"/>
   </w:num>
-  <w:num w:numId="7">
+  <w:num w:numId="7" w16cid:durableId="500657589">
     <w:abstractNumId w:val="2"/>
   </w:num>
-  <w:num w:numId="8">
+  <w:num w:numId="8" w16cid:durableId="1023481172">
     <w:abstractNumId w:val="1"/>
   </w:num>
-  <w:num w:numId="9">
+  <w:num w:numId="9" w16cid:durableId="349992366">
     <w:abstractNumId w:val="0"/>
   </w:num>
-  <w:num w:numId="10">
+  <w:num w:numId="10" w16cid:durableId="545072343">
     <w:abstractNumId w:val="10"/>
   </w:num>
-  <w:num w:numId="11">
+  <w:num w:numId="11" w16cid:durableId="1690451289">
     <w:abstractNumId w:val="19"/>
   </w:num>
-  <w:num w:numId="12">
+  <w:num w:numId="12" w16cid:durableId="2099016949">
     <w:abstractNumId w:val="20"/>
   </w:num>
-  <w:num w:numId="13">
+  <w:num w:numId="13" w16cid:durableId="901019692">
     <w:abstractNumId w:val="11"/>
   </w:num>
-  <w:num w:numId="14">
+  <w:num w:numId="14" w16cid:durableId="2089106825">
     <w:abstractNumId w:val="13"/>
   </w:num>
-  <w:num w:numId="15">
+  <w:num w:numId="15" w16cid:durableId="1563712311">
     <w:abstractNumId w:val="16"/>
   </w:num>
-  <w:num w:numId="16">
+  <w:num w:numId="16" w16cid:durableId="319119944">
     <w:abstractNumId w:val="15"/>
   </w:num>
-  <w:num w:numId="17">
+  <w:num w:numId="17" w16cid:durableId="1264264661">
     <w:abstractNumId w:val="14"/>
   </w:num>
-  <w:num w:numId="18">
+  <w:num w:numId="18" w16cid:durableId="1659654613">
     <w:abstractNumId w:val="9"/>
   </w:num>
-  <w:num w:numId="19">
+  <w:num w:numId="19" w16cid:durableId="1594170820">
     <w:abstractNumId w:val="12"/>
   </w:num>
-  <w:num w:numId="20">
+  <w:num w:numId="20" w16cid:durableId="797719927">
     <w:abstractNumId w:val="18"/>
   </w:num>
-  <w:num w:numId="21">
+  <w:num w:numId="21" w16cid:durableId="1930309762">
     <w:abstractNumId w:val="17"/>
   </w:num>
 </w:numbering>
@@ -5428,7 +5459,6 @@
   <w:style w:type="character" w:default="1" w:styleId="a2">
     <w:name w:val="Default Paragraph Font"/>
     <w:uiPriority w:val="1"/>
-    <w:semiHidden/>
     <w:unhideWhenUsed/>
   </w:style>
   <w:style w:type="table" w:default="1" w:styleId="a3">
